--- a/project_docs/architecture.docx
+++ b/project_docs/architecture.docx
@@ -4,17 +4,8 @@
   <w:body>
     <w:p>
       <w:pPr>
-        <w:pStyle w:val="Title"/>
-        <w:spacing w:after="200"/>
-      </w:pPr>
-      <w:r>
-        <w:t xml:space="preserve">Architecture (Week 1)</w:t>
-      </w:r>
-    </w:p>
-    <w:p>
-      <w:pPr>
         <w:pStyle w:val="Heading1"/>
-        <w:spacing w:after="200"/>
+        <w:spacing w:after="200" w:before="400"/>
       </w:pPr>
       <w:r>
         <w:t xml:space="preserve">ValidDs Backend — Architecture</w:t>
@@ -24,7 +15,7 @@
     <w:p>
       <w:pPr>
         <w:pStyle w:val="Heading2"/>
-        <w:spacing w:after="200"/>
+        <w:spacing w:after="150" w:before="300"/>
       </w:pPr>
       <w:r>
         <w:t xml:space="preserve">Overview</w:t>
@@ -33,7 +24,7 @@
     <w:p/>
     <w:p>
       <w:pPr>
-        <w:spacing w:after="120"/>
+        <w:spacing w:after="150"/>
       </w:pPr>
       <w:r>
         <w:t xml:space="preserve">ValidDs backend is an Express + TypeScript API server that powers authentication and profile features, stores user data in MongoDB, and serves it through a REST API to the ValidDs frontend.</w:t>
@@ -42,7 +33,7 @@
     <w:p/>
     <w:p>
       <w:pPr>
-        <w:spacing w:after="120"/>
+        <w:spacing w:after="150"/>
       </w:pPr>
       <w:r>
         <w:t xml:space="preserve">The system is designed for V1 speed of delivery while remaining structurally clean enough to scale through the full 5–6 month build.</w:t>
@@ -51,17 +42,17 @@
     <w:p/>
     <w:p>
       <w:pPr>
-        <w:spacing w:after="120"/>
-      </w:pPr>
-      <w:r>
-        <w:t xml:space="preserve">---</w:t>
-      </w:r>
+        <w:pBdr>
+          <w:bottom w:val="single" w:color="auto" w:sz="6" w:space="1"/>
+        </w:pBdr>
+        <w:spacing w:after="200" w:before="200"/>
+      </w:pPr>
     </w:p>
     <w:p/>
     <w:p>
       <w:pPr>
         <w:pStyle w:val="Heading2"/>
-        <w:spacing w:after="200"/>
+        <w:spacing w:after="150" w:before="300"/>
       </w:pPr>
       <w:r>
         <w:t xml:space="preserve">System Components</w:t>
@@ -70,7 +61,15 @@
     <w:p/>
     <w:p>
       <w:pPr>
-        <w:spacing w:after="60"/>
+        <w:spacing w:after="150"/>
+      </w:pPr>
+      <w:r>
+        <w:t xml:space="preserve">```</w:t>
+      </w:r>
+    </w:p>
+    <w:p>
+      <w:pPr>
+        <w:spacing w:after="150"/>
       </w:pPr>
       <w:r>
         <w:t xml:space="preserve">┌────────────────────────────────────────────────────────────────┐</w:t>
@@ -78,7 +77,7 @@
     </w:p>
     <w:p>
       <w:pPr>
-        <w:spacing w:after="60"/>
+        <w:spacing w:after="150"/>
       </w:pPr>
       <w:r>
         <w:t xml:space="preserve">│                        ValidDs Frontend                        │</w:t>
@@ -86,7 +85,7 @@
     </w:p>
     <w:p>
       <w:pPr>
-        <w:spacing w:after="60"/>
+        <w:spacing w:after="150"/>
       </w:pPr>
       <w:r>
         <w:t xml:space="preserve">└───────────────────────────────┬────────────────────────────────┘</w:t>
@@ -94,7 +93,7 @@
     </w:p>
     <w:p>
       <w:pPr>
-        <w:spacing w:after="60"/>
+        <w:spacing w:after="150"/>
       </w:pPr>
       <w:r>
         <w:t xml:space="preserve">                                │ HTTPS / REST</w:t>
@@ -102,7 +101,7 @@
     </w:p>
     <w:p>
       <w:pPr>
-        <w:spacing w:after="60"/>
+        <w:spacing w:after="150"/>
       </w:pPr>
       <w:r>
         <w:t xml:space="preserve">┌───────────────────────────────▼────────────────────────────────┐</w:t>
@@ -110,7 +109,7 @@
     </w:p>
     <w:p>
       <w:pPr>
-        <w:spacing w:after="60"/>
+        <w:spacing w:after="150"/>
       </w:pPr>
       <w:r>
         <w:t xml:space="preserve">│                     Express API Server                         │</w:t>
@@ -118,7 +117,7 @@
     </w:p>
     <w:p>
       <w:pPr>
-        <w:spacing w:after="60"/>
+        <w:spacing w:after="150"/>
       </w:pPr>
       <w:r>
         <w:t xml:space="preserve">│                                                                │</w:t>
@@ -126,7 +125,7 @@
     </w:p>
     <w:p>
       <w:pPr>
-        <w:spacing w:after="60"/>
+        <w:spacing w:after="150"/>
       </w:pPr>
       <w:r>
         <w:t xml:space="preserve">│  Middleware stack:                                             │</w:t>
@@ -134,7 +133,7 @@
     </w:p>
     <w:p>
       <w:pPr>
-        <w:spacing w:after="60"/>
+        <w:spacing w:after="150"/>
       </w:pPr>
       <w:r>
         <w:t xml:space="preserve">│  Helmet → CORS → Body Parser → Request Logger →               │</w:t>
@@ -142,7 +141,7 @@
     </w:p>
     <w:p>
       <w:pPr>
-        <w:spacing w:after="60"/>
+        <w:spacing w:after="150"/>
       </w:pPr>
       <w:r>
         <w:t xml:space="preserve">│  Rate Limiter → Sanitizer → Routes → Error Handler            │</w:t>
@@ -150,7 +149,7 @@
     </w:p>
     <w:p>
       <w:pPr>
-        <w:spacing w:after="60"/>
+        <w:spacing w:after="150"/>
       </w:pPr>
       <w:r>
         <w:t xml:space="preserve">│                                                                │</w:t>
@@ -158,31 +157,31 @@
     </w:p>
     <w:p>
       <w:pPr>
-        <w:spacing w:after="60"/>
-      </w:pPr>
-      <w:r>
-        <w:t xml:space="preserve">│  Routes: /api/v1/auth  /profile                               │</w:t>
-      </w:r>
-    </w:p>
-    <w:p>
-      <w:pPr>
-        <w:spacing w:after="60"/>
-      </w:pPr>
-      <w:r>
-        <w:t xml:space="preserve">│          /health  /ready                                      │</w:t>
-      </w:r>
-    </w:p>
-    <w:p>
-      <w:pPr>
-        <w:spacing w:after="60"/>
-      </w:pPr>
-      <w:r>
-        <w:t xml:space="preserve">└───────┬───────────────────────┬────────────────────────────────┘</w:t>
-      </w:r>
-    </w:p>
-    <w:p>
-      <w:pPr>
-        <w:spacing w:after="60"/>
+        <w:spacing w:after="150"/>
+      </w:pPr>
+      <w:r>
+        <w:t xml:space="preserve">│  Routes: /api/v1/auth  /profile  /products                    │</w:t>
+      </w:r>
+    </w:p>
+    <w:p>
+      <w:pPr>
+        <w:spacing w:after="150"/>
+      </w:pPr>
+      <w:r>
+        <w:t xml:space="preserve">│          /health  /ready  /metrics                            │</w:t>
+      </w:r>
+    </w:p>
+    <w:p>
+      <w:pPr>
+        <w:spacing w:after="150"/>
+      </w:pPr>
+      <w:r>
+        <w:t xml:space="preserve">└───────┬───────────────────────┬───────────────────────────────┘</w:t>
+      </w:r>
+    </w:p>
+    <w:p>
+      <w:pPr>
+        <w:spacing w:after="150"/>
       </w:pPr>
       <w:r>
         <w:t xml:space="preserve">        │                       │</w:t>
@@ -190,7 +189,7 @@
     </w:p>
     <w:p>
       <w:pPr>
-        <w:spacing w:after="60"/>
+        <w:spacing w:after="150"/>
       </w:pPr>
       <w:r>
         <w:t xml:space="preserve">┌───────▼──────┐     ┌──────────▼─────────────────────────────┐</w:t>
@@ -198,7 +197,7 @@
     </w:p>
     <w:p>
       <w:pPr>
-        <w:spacing w:after="60"/>
+        <w:spacing w:after="150"/>
       </w:pPr>
       <w:r>
         <w:t xml:space="preserve">│  Redis       │     │  MongoDB Atlas                          │</w:t>
@@ -206,15 +205,15 @@
     </w:p>
     <w:p>
       <w:pPr>
-        <w:spacing w:after="60"/>
-      </w:pPr>
-      <w:r>
-        <w:t xml:space="preserve">│  (Upstash)   │     │                                         │</w:t>
-      </w:r>
-    </w:p>
-    <w:p>
-      <w:pPr>
-        <w:spacing w:after="60"/>
+        <w:spacing w:after="150"/>
+      </w:pPr>
+      <w:r>
+        <w:t xml:space="preserve">│              │     │                                         │</w:t>
+      </w:r>
+    </w:p>
+    <w:p>
+      <w:pPr>
+        <w:spacing w:after="150"/>
       </w:pPr>
       <w:r>
         <w:t xml:space="preserve">│              │     │  Collections:                           │</w:t>
@@ -222,15 +221,15 @@
     </w:p>
     <w:p>
       <w:pPr>
-        <w:spacing w:after="60"/>
-      </w:pPr>
-      <w:r>
-        <w:t xml:space="preserve">│  - Cache     │     │  users                                  │</w:t>
-      </w:r>
-    </w:p>
-    <w:p>
-      <w:pPr>
-        <w:spacing w:after="60"/>
+        <w:spacing w:after="150"/>
+      </w:pPr>
+      <w:r>
+        <w:t xml:space="preserve">│  - Cache     │     │  users  products  ingestion_logs        │</w:t>
+      </w:r>
+    </w:p>
+    <w:p>
+      <w:pPr>
+        <w:spacing w:after="150"/>
       </w:pPr>
       <w:r>
         <w:t xml:space="preserve">│  - Rate      │     │                                         │</w:t>
@@ -238,7 +237,7 @@
     </w:p>
     <w:p>
       <w:pPr>
-        <w:spacing w:after="60"/>
+        <w:spacing w:after="150"/>
       </w:pPr>
       <w:r>
         <w:t xml:space="preserve">│    limiting  │     └──────────────────────────────────────────┘</w:t>
@@ -246,7 +245,7 @@
     </w:p>
     <w:p>
       <w:pPr>
-        <w:spacing w:after="60"/>
+        <w:spacing w:after="150"/>
       </w:pPr>
       <w:r>
         <w:t xml:space="preserve">└──────────────┘</w:t>
@@ -254,7 +253,7 @@
     </w:p>
     <w:p>
       <w:pPr>
-        <w:spacing w:after="60"/>
+        <w:spacing w:after="150"/>
       </w:pPr>
       <w:r>
         <w:t xml:space="preserve">        │</w:t>
@@ -262,7 +261,143 @@
     </w:p>
     <w:p>
       <w:pPr>
-        <w:spacing w:after="60"/>
+        <w:spacing w:after="150"/>
+      </w:pPr>
+      <w:r>
+        <w:t xml:space="preserve">┌───────▼────────────────────────────────────────────────────────┐</w:t>
+      </w:r>
+    </w:p>
+    <w:p>
+      <w:pPr>
+        <w:spacing w:after="150"/>
+      </w:pPr>
+      <w:r>
+        <w:t xml:space="preserve">│                   Data Ingestion Pipeline                      │</w:t>
+      </w:r>
+    </w:p>
+    <w:p>
+      <w:pPr>
+        <w:spacing w:after="150"/>
+      </w:pPr>
+      <w:r>
+        <w:t xml:space="preserve">│                                                                │</w:t>
+      </w:r>
+    </w:p>
+    <w:p>
+      <w:pPr>
+        <w:spacing w:after="150"/>
+      </w:pPr>
+      <w:r>
+        <w:t xml:space="preserve">│  TikTok Creative Center (RapidAPI)  →  Orchestrator           │</w:t>
+      </w:r>
+    </w:p>
+    <w:p>
+      <w:pPr>
+        <w:spacing w:after="150"/>
+      </w:pPr>
+      <w:r>
+        <w:t xml:space="preserve">│    ├─ Top ads (/api/trending/ads)                            │</w:t>
+      </w:r>
+    </w:p>
+    <w:p>
+      <w:pPr>
+        <w:spacing w:after="150"/>
+      </w:pPr>
+      <w:r>
+        <w:t xml:space="preserve">│    ├─ Trending videos (/api/trending/video)                  │</w:t>
+      </w:r>
+    </w:p>
+    <w:p>
+      <w:pPr>
+        <w:spacing w:after="150"/>
+      </w:pPr>
+      <w:r>
+        <w:t xml:space="preserve">│    ├─ Trending hashtags (/api/trending/hashtag)              │</w:t>
+      </w:r>
+    </w:p>
+    <w:p>
+      <w:pPr>
+        <w:spacing w:after="150"/>
+      </w:pPr>
+      <w:r>
+        <w:t xml:space="preserve">│    └─ Keyword trends (/api/trending/keyword)                 │</w:t>
+      </w:r>
+    </w:p>
+    <w:p>
+      <w:pPr>
+        <w:spacing w:after="150"/>
+      </w:pPr>
+      <w:r>
+        <w:t xml:space="preserve">│                                                                │</w:t>
+      </w:r>
+    </w:p>
+    <w:p>
+      <w:pPr>
+        <w:spacing w:after="150"/>
+      </w:pPr>
+      <w:r>
+        <w:t xml:space="preserve">│  Product Extraction (Multi-Provider AI with Fallback):       │</w:t>
+      </w:r>
+    </w:p>
+    <w:p>
+      <w:pPr>
+        <w:spacing w:after="150"/>
+      </w:pPr>
+      <w:r>
+        <w:t xml:space="preserve">│    1. DeepSeek API (primary, lowest cost)                    │</w:t>
+      </w:r>
+    </w:p>
+    <w:p>
+      <w:pPr>
+        <w:spacing w:after="150"/>
+      </w:pPr>
+      <w:r>
+        <w:t xml:space="preserve">│    2. Anthropic Claude (fallback)                            │</w:t>
+      </w:r>
+    </w:p>
+    <w:p>
+      <w:pPr>
+        <w:spacing w:after="150"/>
+      </w:pPr>
+      <w:r>
+        <w:t xml:space="preserve">│    3. OpenAI GPT-4o-mini (fallback)                          │</w:t>
+      </w:r>
+    </w:p>
+    <w:p>
+      <w:pPr>
+        <w:spacing w:after="150"/>
+      </w:pPr>
+      <w:r>
+        <w:t xml:space="preserve">│                                                                │</w:t>
+      </w:r>
+    </w:p>
+    <w:p>
+      <w:pPr>
+        <w:spacing w:after="150"/>
+      </w:pPr>
+      <w:r>
+        <w:t xml:space="preserve">│  Freshness Tracking  →  MongoDB  →  Cache invalidation       │</w:t>
+      </w:r>
+    </w:p>
+    <w:p>
+      <w:pPr>
+        <w:spacing w:after="150"/>
+      </w:pPr>
+      <w:r>
+        <w:t xml:space="preserve">└────────────────────────────────────────────────────────────────┘</w:t>
+      </w:r>
+    </w:p>
+    <w:p>
+      <w:pPr>
+        <w:spacing w:after="150"/>
+      </w:pPr>
+      <w:r>
+        <w:t xml:space="preserve">        │</w:t>
+      </w:r>
+    </w:p>
+    <w:p>
+      <w:pPr>
+        <w:spacing w:after="150"/>
       </w:pPr>
       <w:r>
         <w:t xml:space="preserve">┌───────▼─────────────────────────────────────────────────────┐</w:t>
@@ -270,7 +405,7 @@
     </w:p>
     <w:p>
       <w:pPr>
-        <w:spacing w:after="60"/>
+        <w:spacing w:after="150"/>
       </w:pPr>
       <w:r>
         <w:t xml:space="preserve">│                   Observability                              │</w:t>
@@ -278,7 +413,7 @@
     </w:p>
     <w:p>
       <w:pPr>
-        <w:spacing w:after="60"/>
+        <w:spacing w:after="150"/>
       </w:pPr>
       <w:r>
         <w:t xml:space="preserve">│                                                             │</w:t>
@@ -286,7 +421,7 @@
     </w:p>
     <w:p>
       <w:pPr>
-        <w:spacing w:after="60"/>
+        <w:spacing w:after="150"/>
       </w:pPr>
       <w:r>
         <w:t xml:space="preserve">│  Sentry         — error tracking                            │</w:t>
@@ -294,23 +429,23 @@
     </w:p>
     <w:p>
       <w:pPr>
-        <w:spacing w:after="60"/>
-      </w:pPr>
-      <w:r>
-        <w:t xml:space="preserve">│  Prometheus     — metrics (/metrics endpoint)               │</w:t>
-      </w:r>
-    </w:p>
-    <w:p>
-      <w:pPr>
-        <w:spacing w:after="60"/>
-      </w:pPr>
-      <w:r>
-        <w:t xml:space="preserve">│  Grafana Cloud  — dashboards and alerting                   │</w:t>
-      </w:r>
-    </w:p>
-    <w:p>
-      <w:pPr>
-        <w:spacing w:after="60"/>
+        <w:spacing w:after="150"/>
+      </w:pPr>
+      <w:r>
+        <w:t xml:space="preserve">│  Prometheus     — metrics collector and Remote Write exporter│</w:t>
+      </w:r>
+    </w:p>
+    <w:p>
+      <w:pPr>
+        <w:spacing w:after="150"/>
+      </w:pPr>
+      <w:r>
+        <w:t xml:space="preserve">│  Grafana Cloud  — persistent metrics, dashboards, alerting  │</w:t>
+      </w:r>
+    </w:p>
+    <w:p>
+      <w:pPr>
+        <w:spacing w:after="150"/>
       </w:pPr>
       <w:r>
         <w:t xml:space="preserve">│  Custom logger  — structured JSON logs (stdout → Render)    │</w:t>
@@ -318,26 +453,34 @@
     </w:p>
     <w:p>
       <w:pPr>
-        <w:spacing w:after="60"/>
+        <w:spacing w:after="150"/>
       </w:pPr>
       <w:r>
         <w:t xml:space="preserve">└─────────────────────────────────────────────────────────────┘</w:t>
       </w:r>
     </w:p>
-    <w:p/>
-    <w:p>
-      <w:pPr>
-        <w:spacing w:after="120"/>
-      </w:pPr>
-      <w:r>
-        <w:t xml:space="preserve">---</w:t>
-      </w:r>
+    <w:p>
+      <w:pPr>
+        <w:spacing w:after="150"/>
+      </w:pPr>
+      <w:r>
+        <w:t xml:space="preserve">```</w:t>
+      </w:r>
+    </w:p>
+    <w:p/>
+    <w:p>
+      <w:pPr>
+        <w:pBdr>
+          <w:bottom w:val="single" w:color="auto" w:sz="6" w:space="1"/>
+        </w:pBdr>
+        <w:spacing w:after="200" w:before="200"/>
+      </w:pPr>
     </w:p>
     <w:p/>
     <w:p>
       <w:pPr>
         <w:pStyle w:val="Heading2"/>
-        <w:spacing w:after="200"/>
+        <w:spacing w:after="150" w:before="300"/>
       </w:pPr>
       <w:r>
         <w:t xml:space="preserve">Layer Responsibilities</w:t>
@@ -347,7 +490,7 @@
     <w:p>
       <w:pPr>
         <w:pStyle w:val="Heading3"/>
-        <w:spacing w:after="200"/>
+        <w:spacing w:after="100" w:before="200"/>
       </w:pPr>
       <w:r>
         <w:t xml:space="preserve">API Layer (`src/api/`)</w:t>
@@ -355,7 +498,7 @@
     </w:p>
     <w:p>
       <w:pPr>
-        <w:spacing w:after="120"/>
+        <w:spacing w:after="150"/>
       </w:pPr>
       <w:r>
         <w:t xml:space="preserve">Handles HTTP only. Controllers parse requests, call services, and format responses. They never touch the database directly.</w:t>
@@ -365,7 +508,7 @@
     <w:p>
       <w:pPr>
         <w:pStyle w:val="Heading3"/>
-        <w:spacing w:after="200"/>
+        <w:spacing w:after="100" w:before="200"/>
       </w:pPr>
       <w:r>
         <w:t xml:space="preserve">Service Layer (`src/services/`)</w:t>
@@ -373,7 +516,7 @@
     </w:p>
     <w:p>
       <w:pPr>
-        <w:spacing w:after="120"/>
+        <w:spacing w:after="150"/>
       </w:pPr>
       <w:r>
         <w:t xml:space="preserve">All business logic lives here. Services apply rules and cross-cutting logic (authentication, token issuance, email flows) before returning data to controllers.</w:t>
@@ -383,7 +526,7 @@
     <w:p>
       <w:pPr>
         <w:pStyle w:val="Heading3"/>
-        <w:spacing w:after="200"/>
+        <w:spacing w:after="100" w:before="200"/>
       </w:pPr>
       <w:r>
         <w:t xml:space="preserve">Model Layer (`src/models/`)</w:t>
@@ -391,7 +534,7 @@
     </w:p>
     <w:p>
       <w:pPr>
-        <w:spacing w:after="120"/>
+        <w:spacing w:after="150"/>
       </w:pPr>
       <w:r>
         <w:t xml:space="preserve">Mongoose schemas and documents. Services currently query models directly (a dedicated repository layer can be introduced later if query complexity grows).</w:t>
@@ -401,7 +544,7 @@
     <w:p>
       <w:pPr>
         <w:pStyle w:val="Heading3"/>
-        <w:spacing w:after="200"/>
+        <w:spacing w:after="100" w:before="200"/>
       </w:pPr>
       <w:r>
         <w:t xml:space="preserve">Cache Layer (`src/cache/`)</w:t>
@@ -409,17 +552,17 @@
     </w:p>
     <w:p>
       <w:pPr>
-        <w:spacing w:after="120"/>
-      </w:pPr>
-      <w:r>
-        <w:t xml:space="preserve">Redis-backed cache sitting between the service layer and the database. All cache keys and TTLs are centralised in `cache.keys.ts`. Cache failures are non-fatal — a miss falls through to the database.</w:t>
+        <w:spacing w:after="150"/>
+      </w:pPr>
+      <w:r>
+        <w:t xml:space="preserve">Redis-backed cache sitting between the service layer and the database. The implementation is generic and supports any Redis provider (e.g., Render Managed Redis, Upstash, or self-hosted). All cache keys and TTLs are centralised in `cache.keys.ts`. Cache failures are non-fatal — a miss falls through to the database.</w:t>
       </w:r>
     </w:p>
     <w:p/>
     <w:p>
       <w:pPr>
         <w:pStyle w:val="Heading3"/>
-        <w:spacing w:after="200"/>
+        <w:spacing w:after="100" w:before="200"/>
       </w:pPr>
       <w:r>
         <w:t xml:space="preserve">Freshness Layer (`src/freshness/`)</w:t>
@@ -427,7 +570,7 @@
     </w:p>
     <w:p>
       <w:pPr>
-        <w:spacing w:after="120"/>
+        <w:spacing w:after="150"/>
       </w:pPr>
       <w:r>
         <w:t xml:space="preserve">Tracks when each entity type was last successfully updated. Adds freshness metadata to API responses so the frontend can show "last updated X minutes ago". Triggers alerts if data exceeds its staleness threshold.</w:t>
@@ -436,224 +579,30 @@
     <w:p/>
     <w:p>
       <w:pPr>
-        <w:spacing w:after="120"/>
-      </w:pPr>
-      <w:r>
-        <w:t xml:space="preserve">---</w:t>
-      </w:r>
-    </w:p>
-    <w:p/>
-    <w:p>
-      <w:pPr>
-        <w:pStyle w:val="Heading2"/>
-        <w:spacing w:after="200"/>
-      </w:pPr>
-      <w:r>
-        <w:t xml:space="preserve">Request Flow (Read Path)</w:t>
-      </w:r>
-    </w:p>
-    <w:p/>
-    <w:p>
-      <w:pPr>
-        <w:spacing w:after="60"/>
-      </w:pPr>
-      <w:r>
-        <w:t xml:space="preserve">Request → Middleware stack</w:t>
-      </w:r>
-    </w:p>
-    <w:p>
-      <w:pPr>
-        <w:spacing w:after="60"/>
-      </w:pPr>
-      <w:r>
-        <w:t xml:space="preserve">        → Route → Controller</w:t>
-      </w:r>
-    </w:p>
-    <w:p>
-      <w:pPr>
-        <w:spacing w:after="60"/>
-      </w:pPr>
-      <w:r>
-        <w:t xml:space="preserve">        → Service</w:t>
-      </w:r>
-    </w:p>
-    <w:p>
-      <w:pPr>
-        <w:spacing w:after="60"/>
-      </w:pPr>
-      <w:r>
-        <w:t xml:space="preserve">        → Cache check (Redis)</w:t>
-      </w:r>
-    </w:p>
-    <w:p>
-      <w:pPr>
-        <w:spacing w:after="60"/>
-      </w:pPr>
-      <w:r>
-        <w:t xml:space="preserve">            └── Hit  → return cached response</w:t>
-      </w:r>
-    </w:p>
-    <w:p>
-      <w:pPr>
-        <w:spacing w:after="60"/>
-      </w:pPr>
-      <w:r>
-        <w:t xml:space="preserve">            └── Miss → Repository (MongoDB)</w:t>
-      </w:r>
-    </w:p>
-    <w:p>
-      <w:pPr>
-        <w:spacing w:after="60"/>
-      </w:pPr>
-      <w:r>
-        <w:t xml:space="preserve">                     → Cache the result</w:t>
-      </w:r>
-    </w:p>
-    <w:p>
-      <w:pPr>
-        <w:spacing w:after="60"/>
-      </w:pPr>
-      <w:r>
-        <w:t xml:space="preserve">                     → return response</w:t>
-      </w:r>
-    </w:p>
-    <w:p>
-      <w:pPr>
-        <w:spacing w:after="60"/>
-      </w:pPr>
-      <w:r>
-        <w:t xml:space="preserve">        → Response</w:t>
-      </w:r>
-    </w:p>
-    <w:p/>
-    <w:p>
-      <w:pPr>
-        <w:spacing w:after="120"/>
-      </w:pPr>
-      <w:r>
-        <w:t xml:space="preserve">---</w:t>
-      </w:r>
-    </w:p>
-    <w:p/>
-    <w:p>
-      <w:pPr>
-        <w:pStyle w:val="Heading2"/>
-        <w:spacing w:after="200"/>
-      </w:pPr>
-      <w:r>
-        <w:t xml:space="preserve">Key Technical Decisions</w:t>
-      </w:r>
-    </w:p>
-    <w:p/>
-    <w:p>
-      <w:pPr>
-        <w:spacing w:after="120"/>
-      </w:pPr>
-      <w:r>
-        <w:t xml:space="preserve">See `docs/decision-log.md` for full reasoning. Summary:</w:t>
-      </w:r>
-    </w:p>
-    <w:p/>
-    <w:p>
-      <w:pPr>
-        <w:spacing w:after="120"/>
-      </w:pPr>
-      <w:r>
-        <w:t xml:space="preserve">| Decision | Choice | Reason |</w:t>
-      </w:r>
-    </w:p>
-    <w:p>
-      <w:pPr>
-        <w:spacing w:after="120"/>
-      </w:pPr>
-      <w:r>
-        <w:t xml:space="preserve">|---|---|---|</w:t>
-      </w:r>
-    </w:p>
-    <w:p>
-      <w:pPr>
-        <w:spacing w:after="120"/>
-      </w:pPr>
-      <w:r>
-        <w:t xml:space="preserve">| Runtime | TypeScript / Node.js | Team familiarity, strong ecosystem |</w:t>
-      </w:r>
-    </w:p>
-    <w:p>
-      <w:pPr>
-        <w:spacing w:after="120"/>
-      </w:pPr>
-      <w:r>
-        <w:t xml:space="preserve">| Framework | Express | Simple, well-understood, minimal magic |</w:t>
-      </w:r>
-    </w:p>
-    <w:p>
-      <w:pPr>
-        <w:spacing w:after="120"/>
-      </w:pPr>
-      <w:r>
-        <w:t xml:space="preserve">| Database | MongoDB (Mongoose) | Flexible schema for evolving product data |</w:t>
-      </w:r>
-    </w:p>
-    <w:p>
-      <w:pPr>
-        <w:spacing w:after="120"/>
-      </w:pPr>
-      <w:r>
-        <w:t xml:space="preserve">| Cache | Redis (Upstash) | Serverless, free tier, BullMQ compatible |</w:t>
-      </w:r>
-    </w:p>
-    <w:p>
-      <w:pPr>
-        <w:spacing w:after="120"/>
-      </w:pPr>
-      <w:r>
-        <w:t xml:space="preserve">| Deployment | Render | Simplest free-tier deployment path |</w:t>
-      </w:r>
-    </w:p>
-    <w:p>
-      <w:pPr>
-        <w:spacing w:after="120"/>
-      </w:pPr>
-      <w:r>
-        <w:t xml:space="preserve">| Error tracking | Sentry | Best-in-class free tier |</w:t>
-      </w:r>
-    </w:p>
-    <w:p>
-      <w:pPr>
-        <w:spacing w:after="120"/>
-      </w:pPr>
-      <w:r>
-        <w:t xml:space="preserve">| Metrics | Prometheus + Grafana Cloud | Standard observability stack, free tier |</w:t>
-      </w:r>
-    </w:p>
-    <w:p>
-      <w:pPr>
-        <w:spacing w:after="120"/>
-      </w:pPr>
-      <w:r>
-        <w:t xml:space="preserve">| Logger | Custom (no Pino) | Zero dependency, full control over output format |</w:t>
-      </w:r>
-    </w:p>
-    <w:p/>
-    <w:p>
-      <w:pPr>
-        <w:spacing w:after="120"/>
-      </w:pPr>
-      <w:r>
-        <w:t xml:space="preserve">---</w:t>
-      </w:r>
-    </w:p>
-    <w:p/>
-    <w:p>
-      <w:pPr>
-        <w:pStyle w:val="Heading2"/>
-        <w:spacing w:after="200"/>
-      </w:pPr>
-      <w:r>
-        <w:t xml:space="preserve">Security Architecture</w:t>
-      </w:r>
-    </w:p>
-    <w:p/>
+        <w:pStyle w:val="Heading3"/>
+        <w:spacing w:after="100" w:before="200"/>
+      </w:pPr>
+      <w:r>
+        <w:t xml:space="preserve">Data Ingestion Pipeline (`src/ingestion/`)</w:t>
+      </w:r>
+    </w:p>
+    <w:p>
+      <w:pPr>
+        <w:spacing w:after="150"/>
+      </w:pPr>
+      <w:r>
+        <w:t xml:space="preserve">Orchestrates data collection from TikTok via RapidAPI and triggers AI-powered product extraction.</w:t>
+      </w:r>
+    </w:p>
+    <w:p/>
+    <w:p>
+      <w:pPr>
+        <w:spacing w:after="150"/>
+      </w:pPr>
+      <w:r>
+        <w:t xml:space="preserve">**Sources:**</w:t>
+      </w:r>
+    </w:p>
     <w:p>
       <w:pPr>
         <w:pStyle w:val="ListParagraph"/>
@@ -661,10 +610,415 @@
           <w:ilvl w:val="0"/>
           <w:numId w:val="1"/>
         </w:numPr>
-        <w:spacing w:after="60"/>
-      </w:pPr>
-      <w:r>
-        <w:t xml:space="preserve">**Transport**: HTTPS enforced in staging/production (Render handles TLS termination)</w:t>
+        <w:spacing w:after="100"/>
+      </w:pPr>
+      <w:r>
+        <w:t xml:space="preserve">**TikTok Creative Center (RapidAPI)**: Primary data source collecting trending ads, videos, hashtags, and keyword trends</w:t>
+      </w:r>
+    </w:p>
+    <w:p>
+      <w:pPr>
+        <w:spacing w:after="150"/>
+      </w:pPr>
+      <w:r>
+        <w:t xml:space="preserve">  - Endpoint: `https://tiktok-creative-center-api.p.rapidapi.com/api/trending/{ads|video|hashtag|keyword}`</w:t>
+      </w:r>
+    </w:p>
+    <w:p>
+      <w:pPr>
+        <w:spacing w:after="150"/>
+      </w:pPr>
+      <w:r>
+        <w:t xml:space="preserve">  - Handles nested response structures with flexible fallback parsing (`data?.data?.materials ?? data?.data?.videos ?? data?.data?.list`)</w:t>
+      </w:r>
+    </w:p>
+    <w:p>
+      <w:pPr>
+        <w:spacing w:after="150"/>
+      </w:pPr>
+      <w:r>
+        <w:t xml:space="preserve">  - Requires: `RAPIDAPI_KEY` environment variable</w:t>
+      </w:r>
+    </w:p>
+    <w:p/>
+    <w:p>
+      <w:pPr>
+        <w:spacing w:after="150"/>
+      </w:pPr>
+      <w:r>
+        <w:t xml:space="preserve">**Product Extraction (Multi-Provider AI):**</w:t>
+      </w:r>
+    </w:p>
+    <w:p>
+      <w:pPr>
+        <w:spacing w:after="150"/>
+      </w:pPr>
+      <w:r>
+        <w:t xml:space="preserve">The extraction layer uses a provider fallback chain to minimize costs while maintaining availability. If a provider's API key is missing, the system automatically falls back to the next provider.</w:t>
+      </w:r>
+    </w:p>
+    <w:p/>
+    <w:p>
+      <w:pPr>
+        <w:spacing w:after="150"/>
+      </w:pPr>
+      <w:r>
+        <w:t xml:space="preserve">1. **DeepSeek API** (primary, lowest cost ~$0.10/1M tokens)</w:t>
+      </w:r>
+    </w:p>
+    <w:p>
+      <w:pPr>
+        <w:spacing w:after="150"/>
+      </w:pPr>
+      <w:r>
+        <w:t xml:space="preserve">   - Environment variable: `DEEPSEEK_API_KEY`</w:t>
+      </w:r>
+    </w:p>
+    <w:p>
+      <w:pPr>
+        <w:spacing w:after="150"/>
+      </w:pPr>
+      <w:r>
+        <w:t xml:space="preserve">   - Model: `deepseek-chat`</w:t>
+      </w:r>
+    </w:p>
+    <w:p>
+      <w:pPr>
+        <w:spacing w:after="150"/>
+      </w:pPr>
+      <w:r>
+        <w:t xml:space="preserve">   - Format: OpenAI-compatible chat completion</w:t>
+      </w:r>
+    </w:p>
+    <w:p/>
+    <w:p>
+      <w:pPr>
+        <w:spacing w:after="150"/>
+      </w:pPr>
+      <w:r>
+        <w:t xml:space="preserve">2. **Anthropic Claude** (fallback, higher cost ~$3/1M input tokens)</w:t>
+      </w:r>
+    </w:p>
+    <w:p>
+      <w:pPr>
+        <w:spacing w:after="150"/>
+      </w:pPr>
+      <w:r>
+        <w:t xml:space="preserve">   - Environment variable: `ANTHROPIC_API_KEY`</w:t>
+      </w:r>
+    </w:p>
+    <w:p>
+      <w:pPr>
+        <w:spacing w:after="150"/>
+      </w:pPr>
+      <w:r>
+        <w:t xml:space="preserve">   - Model: `claude-3-5-sonnet-20241022`</w:t>
+      </w:r>
+    </w:p>
+    <w:p>
+      <w:pPr>
+        <w:spacing w:after="150"/>
+      </w:pPr>
+      <w:r>
+        <w:t xml:space="preserve">   - Format: Anthropic-specific message format</w:t>
+      </w:r>
+    </w:p>
+    <w:p/>
+    <w:p>
+      <w:pPr>
+        <w:spacing w:after="150"/>
+      </w:pPr>
+      <w:r>
+        <w:t xml:space="preserve">3. **OpenAI GPT-4o-mini** (fallback, highest cost ~$0.15/1M input tokens)</w:t>
+      </w:r>
+    </w:p>
+    <w:p>
+      <w:pPr>
+        <w:spacing w:after="150"/>
+      </w:pPr>
+      <w:r>
+        <w:t xml:space="preserve">   - Environment variable: `OPENAI_API_KEY`</w:t>
+      </w:r>
+    </w:p>
+    <w:p>
+      <w:pPr>
+        <w:spacing w:after="150"/>
+      </w:pPr>
+      <w:r>
+        <w:t xml:space="preserve">   - Model: `gpt-4o-mini`</w:t>
+      </w:r>
+    </w:p>
+    <w:p>
+      <w:pPr>
+        <w:spacing w:after="150"/>
+      </w:pPr>
+      <w:r>
+        <w:t xml:space="preserve">   - Format: OpenAI chat completion</w:t>
+      </w:r>
+    </w:p>
+    <w:p/>
+    <w:p>
+      <w:pPr>
+        <w:spacing w:after="150"/>
+      </w:pPr>
+      <w:r>
+        <w:t xml:space="preserve">**Fallback Behavior:**</w:t>
+      </w:r>
+    </w:p>
+    <w:p>
+      <w:pPr>
+        <w:spacing w:after="150"/>
+      </w:pPr>
+      <w:r>
+        <w:t xml:space="preserve">```</w:t>
+      </w:r>
+    </w:p>
+    <w:p>
+      <w:pPr>
+        <w:spacing w:after="150"/>
+      </w:pPr>
+      <w:r>
+        <w:t xml:space="preserve">Request → Check if DEEPSEEK_API_KEY exists</w:t>
+      </w:r>
+    </w:p>
+    <w:p>
+      <w:pPr>
+        <w:spacing w:after="150"/>
+      </w:pPr>
+      <w:r>
+        <w:t xml:space="preserve">        ├─ Yes → Call DeepSeek</w:t>
+      </w:r>
+    </w:p>
+    <w:p>
+      <w:pPr>
+        <w:spacing w:after="150"/>
+      </w:pPr>
+      <w:r>
+        <w:t xml:space="preserve">        │       └─ Success → return extraction</w:t>
+      </w:r>
+    </w:p>
+    <w:p>
+      <w:pPr>
+        <w:spacing w:after="150"/>
+      </w:pPr>
+      <w:r>
+        <w:t xml:space="preserve">        │       └─ Failure → try next provider</w:t>
+      </w:r>
+    </w:p>
+    <w:p>
+      <w:pPr>
+        <w:spacing w:after="150"/>
+      </w:pPr>
+      <w:r>
+        <w:t xml:space="preserve">        └─ No  → Check if ANTHROPIC_API_KEY exists</w:t>
+      </w:r>
+    </w:p>
+    <w:p>
+      <w:pPr>
+        <w:spacing w:after="150"/>
+      </w:pPr>
+      <w:r>
+        <w:t xml:space="preserve">                ├─ Yes → Call Anthropic</w:t>
+      </w:r>
+    </w:p>
+    <w:p>
+      <w:pPr>
+        <w:spacing w:after="150"/>
+      </w:pPr>
+      <w:r>
+        <w:t xml:space="preserve">                │       └─ Success → return extraction</w:t>
+      </w:r>
+    </w:p>
+    <w:p>
+      <w:pPr>
+        <w:spacing w:after="150"/>
+      </w:pPr>
+      <w:r>
+        <w:t xml:space="preserve">                │       └─ Failure → try next provider</w:t>
+      </w:r>
+    </w:p>
+    <w:p>
+      <w:pPr>
+        <w:spacing w:after="150"/>
+      </w:pPr>
+      <w:r>
+        <w:t xml:space="preserve">                └─ No  → Check if OPENAI_API_KEY exists</w:t>
+      </w:r>
+    </w:p>
+    <w:p>
+      <w:pPr>
+        <w:spacing w:after="150"/>
+      </w:pPr>
+      <w:r>
+        <w:t xml:space="preserve">                        ├─ Yes → Call OpenAI</w:t>
+      </w:r>
+    </w:p>
+    <w:p>
+      <w:pPr>
+        <w:spacing w:after="150"/>
+      </w:pPr>
+      <w:r>
+        <w:t xml:space="preserve">                        │       └─ Success → return extraction</w:t>
+      </w:r>
+    </w:p>
+    <w:p>
+      <w:pPr>
+        <w:spacing w:after="150"/>
+      </w:pPr>
+      <w:r>
+        <w:t xml:space="preserve">                        │       └─ Failure → log error, skip post</w:t>
+      </w:r>
+    </w:p>
+    <w:p>
+      <w:pPr>
+        <w:spacing w:after="150"/>
+      </w:pPr>
+      <w:r>
+        <w:t xml:space="preserve">                        └─ No  → Skip post (no AI available)</w:t>
+      </w:r>
+    </w:p>
+    <w:p>
+      <w:pPr>
+        <w:spacing w:after="150"/>
+      </w:pPr>
+      <w:r>
+        <w:t xml:space="preserve">```</w:t>
+      </w:r>
+    </w:p>
+    <w:p/>
+    <w:p>
+      <w:pPr>
+        <w:spacing w:after="150"/>
+      </w:pPr>
+      <w:r>
+        <w:t xml:space="preserve">**Cost Optimization:**</w:t>
+      </w:r>
+    </w:p>
+    <w:p>
+      <w:pPr>
+        <w:spacing w:after="150"/>
+      </w:pPr>
+      <w:r>
+        <w:t xml:space="preserve">By prioritizing DeepSeek, the system reduces extraction costs from ~$3/post (OpenAI) to ~$0.10/post (DeepSeek) while maintaining a fallback chain. At 40 posts/day, this saves ~$86/day in AI costs.</w:t>
+      </w:r>
+    </w:p>
+    <w:p/>
+    <w:p>
+      <w:pPr>
+        <w:spacing w:after="150"/>
+      </w:pPr>
+      <w:r>
+        <w:t xml:space="preserve">**Implementation:** `src/services/product.extractor.ts` contains the `callProvider()` method and PROVIDERS array with the fallback chain logic.</w:t>
+      </w:r>
+    </w:p>
+    <w:p/>
+    <w:p>
+      <w:pPr>
+        <w:pBdr>
+          <w:bottom w:val="single" w:color="auto" w:sz="6" w:space="1"/>
+        </w:pBdr>
+        <w:spacing w:after="200" w:before="200"/>
+      </w:pPr>
+    </w:p>
+    <w:p/>
+    <w:p>
+      <w:pPr>
+        <w:pStyle w:val="Heading2"/>
+        <w:spacing w:after="150" w:before="300"/>
+      </w:pPr>
+      <w:r>
+        <w:t xml:space="preserve">API Response Format</w:t>
+      </w:r>
+    </w:p>
+    <w:p/>
+    <w:p>
+      <w:pPr>
+        <w:spacing w:after="150"/>
+      </w:pPr>
+      <w:r>
+        <w:t xml:space="preserve">All success responses follow a standardized format for improved frontend consistency and clarity.</w:t>
+      </w:r>
+    </w:p>
+    <w:p/>
+    <w:p>
+      <w:pPr>
+        <w:spacing w:after="150"/>
+      </w:pPr>
+      <w:r>
+        <w:t xml:space="preserve">**Response Structure:**</w:t>
+      </w:r>
+    </w:p>
+    <w:p>
+      <w:pPr>
+        <w:spacing w:after="150"/>
+      </w:pPr>
+      <w:r>
+        <w:t xml:space="preserve">```json</w:t>
+      </w:r>
+    </w:p>
+    <w:p>
+      <w:pPr>
+        <w:spacing w:after="150"/>
+      </w:pPr>
+      <w:r>
+        <w:t xml:space="preserve">{</w:t>
+      </w:r>
+    </w:p>
+    <w:p>
+      <w:pPr>
+        <w:spacing w:after="150"/>
+      </w:pPr>
+      <w:r>
+        <w:t xml:space="preserve">  "success": true,</w:t>
+      </w:r>
+    </w:p>
+    <w:p>
+      <w:pPr>
+        <w:spacing w:after="150"/>
+      </w:pPr>
+      <w:r>
+        <w:t xml:space="preserve">  "message": "Product retrieved",</w:t>
+      </w:r>
+    </w:p>
+    <w:p>
+      <w:pPr>
+        <w:spacing w:after="150"/>
+      </w:pPr>
+      <w:r>
+        <w:t xml:space="preserve">  "statusCode": 200,</w:t>
+      </w:r>
+    </w:p>
+    <w:p>
+      <w:pPr>
+        <w:spacing w:after="150"/>
+      </w:pPr>
+      <w:r>
+        <w:t xml:space="preserve">  "data": { /* endpoint-specific data */ }</w:t>
+      </w:r>
+    </w:p>
+    <w:p>
+      <w:pPr>
+        <w:spacing w:after="150"/>
+      </w:pPr>
+      <w:r>
+        <w:t xml:space="preserve">}</w:t>
+      </w:r>
+    </w:p>
+    <w:p>
+      <w:pPr>
+        <w:spacing w:after="150"/>
+      </w:pPr>
+      <w:r>
+        <w:t xml:space="preserve">```</w:t>
+      </w:r>
+    </w:p>
+    <w:p/>
+    <w:p>
+      <w:pPr>
+        <w:spacing w:after="150"/>
+      </w:pPr>
+      <w:r>
+        <w:t xml:space="preserve">**Message Types** (defined in `src/utils/response.util.ts`):</w:t>
       </w:r>
     </w:p>
     <w:p>
@@ -674,10 +1028,10 @@
           <w:ilvl w:val="0"/>
           <w:numId w:val="1"/>
         </w:numPr>
-        <w:spacing w:after="60"/>
-      </w:pPr>
-      <w:r>
-        <w:t xml:space="preserve">**Headers**: Helmet sets HSTS, CSP, X-Frame-Options, and other protective headers</w:t>
+        <w:spacing w:after="100"/>
+      </w:pPr>
+      <w:r>
+        <w:t xml:space="preserve">Authentication: `REGISTRATION_STARTED`, `LOGIN_SUCCESS`, `LOGOUT_SUCCESS`</w:t>
       </w:r>
     </w:p>
     <w:p>
@@ -687,10 +1041,10 @@
           <w:ilvl w:val="0"/>
           <w:numId w:val="1"/>
         </w:numPr>
-        <w:spacing w:after="60"/>
-      </w:pPr>
-      <w:r>
-        <w:t xml:space="preserve">**CORS**: Explicit origin allowlist — no wildcard in production</w:t>
+        <w:spacing w:after="100"/>
+      </w:pPr>
+      <w:r>
+        <w:t xml:space="preserve">Profile: `PROFILE_RETRIEVED`, `PROFILE_UPDATED`</w:t>
       </w:r>
     </w:p>
     <w:p>
@@ -700,10 +1054,10 @@
           <w:ilvl w:val="0"/>
           <w:numId w:val="1"/>
         </w:numPr>
-        <w:spacing w:after="60"/>
-      </w:pPr>
-      <w:r>
-        <w:t xml:space="preserve">**Input**: MongoDB operator injection + XSS stripped on every request</w:t>
+        <w:spacing w:after="100"/>
+      </w:pPr>
+      <w:r>
+        <w:t xml:space="preserve">Products: `PRODUCTS_RETRIEVED`, `PRODUCT_RETRIEVED`, `PRODUCT_CREATED`, `PRODUCT_UPDATED`, `PRODUCT_DELETED`</w:t>
       </w:r>
     </w:p>
     <w:p>
@@ -713,12 +1067,258 @@
           <w:ilvl w:val="0"/>
           <w:numId w:val="1"/>
         </w:numPr>
-        <w:spacing w:after="60"/>
-      </w:pPr>
-      <w:r>
-        <w:t xml:space="preserve">**Rate limiting**: Global 100 req/15min + strict 10 req/15min on sensitive routes</w:t>
-      </w:r>
-    </w:p>
+        <w:spacing w:after="100"/>
+      </w:pPr>
+      <w:r>
+        <w:t xml:space="preserve">System: `HEALTH_OK`, `SUCCESS`, `CREATED`, `UPDATED`, `DELETED`</w:t>
+      </w:r>
+    </w:p>
+    <w:p/>
+    <w:p>
+      <w:pPr>
+        <w:spacing w:after="150"/>
+      </w:pPr>
+      <w:r>
+        <w:t xml:space="preserve">**Implementation:** Controllers use the `successResponse&lt;T&gt;(data, message, statusCode)` helper from `response.util.ts` to wrap all success responses. This centralizes message management and ensures consistent response structure across all endpoints.</w:t>
+      </w:r>
+    </w:p>
+    <w:p/>
+    <w:p>
+      <w:pPr>
+        <w:pBdr>
+          <w:bottom w:val="single" w:color="auto" w:sz="6" w:space="1"/>
+        </w:pBdr>
+        <w:spacing w:after="200" w:before="200"/>
+      </w:pPr>
+    </w:p>
+    <w:p/>
+    <w:p>
+      <w:pPr>
+        <w:pStyle w:val="Heading2"/>
+        <w:spacing w:after="150" w:before="300"/>
+      </w:pPr>
+      <w:r>
+        <w:t xml:space="preserve">Request Flow (Read Path)</w:t>
+      </w:r>
+    </w:p>
+    <w:p/>
+    <w:p>
+      <w:pPr>
+        <w:spacing w:after="150"/>
+      </w:pPr>
+      <w:r>
+        <w:t xml:space="preserve">```</w:t>
+      </w:r>
+    </w:p>
+    <w:p>
+      <w:pPr>
+        <w:spacing w:after="150"/>
+      </w:pPr>
+      <w:r>
+        <w:t xml:space="preserve">Request → Middleware stack</w:t>
+      </w:r>
+    </w:p>
+    <w:p>
+      <w:pPr>
+        <w:spacing w:after="150"/>
+      </w:pPr>
+      <w:r>
+        <w:t xml:space="preserve">        → Route → Controller</w:t>
+      </w:r>
+    </w:p>
+    <w:p>
+      <w:pPr>
+        <w:spacing w:after="150"/>
+      </w:pPr>
+      <w:r>
+        <w:t xml:space="preserve">        → Service</w:t>
+      </w:r>
+    </w:p>
+    <w:p>
+      <w:pPr>
+        <w:spacing w:after="150"/>
+      </w:pPr>
+      <w:r>
+        <w:t xml:space="preserve">        → Cache check (Redis)</w:t>
+      </w:r>
+    </w:p>
+    <w:p>
+      <w:pPr>
+        <w:spacing w:after="150"/>
+      </w:pPr>
+      <w:r>
+        <w:t xml:space="preserve">            └── Hit  → return cached response</w:t>
+      </w:r>
+    </w:p>
+    <w:p>
+      <w:pPr>
+        <w:spacing w:after="150"/>
+      </w:pPr>
+      <w:r>
+        <w:t xml:space="preserve">            └── Miss → Repository (MongoDB)</w:t>
+      </w:r>
+    </w:p>
+    <w:p>
+      <w:pPr>
+        <w:spacing w:after="150"/>
+      </w:pPr>
+      <w:r>
+        <w:t xml:space="preserve">                     → Cache the result</w:t>
+      </w:r>
+    </w:p>
+    <w:p>
+      <w:pPr>
+        <w:spacing w:after="150"/>
+      </w:pPr>
+      <w:r>
+        <w:t xml:space="preserve">                     → return response</w:t>
+      </w:r>
+    </w:p>
+    <w:p>
+      <w:pPr>
+        <w:spacing w:after="150"/>
+      </w:pPr>
+      <w:r>
+        <w:t xml:space="preserve">        → Response</w:t>
+      </w:r>
+    </w:p>
+    <w:p>
+      <w:pPr>
+        <w:spacing w:after="150"/>
+      </w:pPr>
+      <w:r>
+        <w:t xml:space="preserve">```</w:t>
+      </w:r>
+    </w:p>
+    <w:p/>
+    <w:p>
+      <w:pPr>
+        <w:pBdr>
+          <w:bottom w:val="single" w:color="auto" w:sz="6" w:space="1"/>
+        </w:pBdr>
+        <w:spacing w:after="200" w:before="200"/>
+      </w:pPr>
+    </w:p>
+    <w:p/>
+    <w:p>
+      <w:pPr>
+        <w:pStyle w:val="Heading2"/>
+        <w:spacing w:after="150" w:before="300"/>
+      </w:pPr>
+      <w:r>
+        <w:t xml:space="preserve">Key Technical Decisions</w:t>
+      </w:r>
+    </w:p>
+    <w:p/>
+    <w:p>
+      <w:pPr>
+        <w:spacing w:after="150"/>
+      </w:pPr>
+      <w:r>
+        <w:t xml:space="preserve">See `docs/decision-log.md` for full reasoning. Summary:</w:t>
+      </w:r>
+    </w:p>
+    <w:p/>
+    <w:p>
+      <w:pPr>
+        <w:spacing w:after="150"/>
+      </w:pPr>
+      <w:r>
+        <w:t xml:space="preserve">| Decision | Choice | Reason |</w:t>
+      </w:r>
+    </w:p>
+    <w:p>
+      <w:pPr>
+        <w:spacing w:after="150"/>
+      </w:pPr>
+      <w:r>
+        <w:t xml:space="preserve">|---|---|---|</w:t>
+      </w:r>
+    </w:p>
+    <w:p>
+      <w:pPr>
+        <w:spacing w:after="150"/>
+      </w:pPr>
+      <w:r>
+        <w:t xml:space="preserve">| Runtime | TypeScript / Node.js | Team familiarity, strong ecosystem |</w:t>
+      </w:r>
+    </w:p>
+    <w:p>
+      <w:pPr>
+        <w:spacing w:after="150"/>
+      </w:pPr>
+      <w:r>
+        <w:t xml:space="preserve">| Framework | Express | Simple, well-understood, minimal magic |</w:t>
+      </w:r>
+    </w:p>
+    <w:p>
+      <w:pPr>
+        <w:spacing w:after="150"/>
+      </w:pPr>
+      <w:r>
+        <w:t xml:space="preserve">| Database | MongoDB (Mongoose) | Flexible schema for evolving product data |</w:t>
+      </w:r>
+    </w:p>
+    <w:p>
+      <w:pPr>
+        <w:spacing w:after="150"/>
+      </w:pPr>
+      <w:r>
+        <w:t xml:space="preserve">| Cache | Redis | Fast cache, BullMQ compatible |</w:t>
+      </w:r>
+    </w:p>
+    <w:p>
+      <w:pPr>
+        <w:spacing w:after="150"/>
+      </w:pPr>
+      <w:r>
+        <w:t xml:space="preserve">| Deployment | Render | Simplest free-tier deployment path |</w:t>
+      </w:r>
+    </w:p>
+    <w:p>
+      <w:pPr>
+        <w:spacing w:after="150"/>
+      </w:pPr>
+      <w:r>
+        <w:t xml:space="preserve">| Error tracking | Sentry | Best-in-class free tier |</w:t>
+      </w:r>
+    </w:p>
+    <w:p>
+      <w:pPr>
+        <w:spacing w:after="150"/>
+      </w:pPr>
+      <w:r>
+        <w:t xml:space="preserve">| Metrics | Prometheus + Grafana Cloud | Standard observability stack, free tier |</w:t>
+      </w:r>
+    </w:p>
+    <w:p>
+      <w:pPr>
+        <w:spacing w:after="150"/>
+      </w:pPr>
+      <w:r>
+        <w:t xml:space="preserve">| Logger | Custom (no Pino) | Zero dependency, full control over output format |</w:t>
+      </w:r>
+    </w:p>
+    <w:p/>
+    <w:p>
+      <w:pPr>
+        <w:pBdr>
+          <w:bottom w:val="single" w:color="auto" w:sz="6" w:space="1"/>
+        </w:pBdr>
+        <w:spacing w:after="200" w:before="200"/>
+      </w:pPr>
+    </w:p>
+    <w:p/>
+    <w:p>
+      <w:pPr>
+        <w:pStyle w:val="Heading2"/>
+        <w:spacing w:after="150" w:before="300"/>
+      </w:pPr>
+      <w:r>
+        <w:t xml:space="preserve">Security Architecture</w:t>
+      </w:r>
+    </w:p>
+    <w:p/>
     <w:p>
       <w:pPr>
         <w:pStyle w:val="ListParagraph"/>
@@ -726,10 +1326,10 @@
           <w:ilvl w:val="0"/>
           <w:numId w:val="1"/>
         </w:numPr>
-        <w:spacing w:after="60"/>
-      </w:pPr>
-      <w:r>
-        <w:t xml:space="preserve">**Authentication**: JWT (user-facing) + internal API key (service-to-service)</w:t>
+        <w:spacing w:after="100"/>
+      </w:pPr>
+      <w:r>
+        <w:t xml:space="preserve">**Transport**: HTTPS enforced in staging/production (Render handles TLS termination)</w:t>
       </w:r>
     </w:p>
     <w:p>
@@ -739,10 +1339,10 @@
           <w:ilvl w:val="0"/>
           <w:numId w:val="1"/>
         </w:numPr>
-        <w:spacing w:after="60"/>
-      </w:pPr>
-      <w:r>
-        <w:t xml:space="preserve">**Key storage**: API keys stored as SHA-256 hashes. Raw keys never persisted.</w:t>
+        <w:spacing w:after="100"/>
+      </w:pPr>
+      <w:r>
+        <w:t xml:space="preserve">**Headers**: Helmet sets HSTS, CSP, X-Frame-Options, and other protective headers</w:t>
       </w:r>
     </w:p>
     <w:p>
@@ -752,10 +1352,10 @@
           <w:ilvl w:val="0"/>
           <w:numId w:val="1"/>
         </w:numPr>
-        <w:spacing w:after="60"/>
-      </w:pPr>
-      <w:r>
-        <w:t xml:space="preserve">**Field encryption**: AES-256-GCM for sensitive fields (credentials, tokens) in MongoDB</w:t>
+        <w:spacing w:after="100"/>
+      </w:pPr>
+      <w:r>
+        <w:t xml:space="preserve">**CORS**: Explicit origin allowlist — no wildcard in production</w:t>
       </w:r>
     </w:p>
     <w:p>
@@ -765,157 +1365,12 @@
           <w:ilvl w:val="0"/>
           <w:numId w:val="1"/>
         </w:numPr>
-        <w:spacing w:after="60"/>
-      </w:pPr>
-      <w:r>
-        <w:t xml:space="preserve">**Secrets**: All credentials in environment variables. Never in code or logs.</w:t>
-      </w:r>
-    </w:p>
-    <w:p/>
-    <w:p>
-      <w:pPr>
-        <w:spacing w:after="120"/>
-      </w:pPr>
-      <w:r>
-        <w:t xml:space="preserve">---</w:t>
-      </w:r>
-    </w:p>
-    <w:p/>
-    <w:p>
-      <w:pPr>
-        <w:pStyle w:val="Heading2"/>
-        <w:spacing w:after="200"/>
-      </w:pPr>
-      <w:r>
-        <w:t xml:space="preserve">Deployment Architecture (V1)</w:t>
-      </w:r>
-    </w:p>
-    <w:p/>
-    <w:p>
-      <w:pPr>
-        <w:spacing w:after="60"/>
-      </w:pPr>
-      <w:r>
-        <w:t xml:space="preserve">GitHub → push to main</w:t>
-      </w:r>
-    </w:p>
-    <w:p>
-      <w:pPr>
-        <w:spacing w:after="60"/>
-      </w:pPr>
-      <w:r>
-        <w:t xml:space="preserve">       → Render auto-deploy</w:t>
-      </w:r>
-    </w:p>
-    <w:p>
-      <w:pPr>
-        <w:spacing w:after="60"/>
-      </w:pPr>
-      <w:r>
-        <w:t xml:space="preserve">       → npm install + npm run build</w:t>
-      </w:r>
-    </w:p>
-    <w:p>
-      <w:pPr>
-        <w:spacing w:after="60"/>
-      </w:pPr>
-      <w:r>
-        <w:t xml:space="preserve">       → node dist/server.js</w:t>
-      </w:r>
-    </w:p>
-    <w:p>
-      <w:pPr>
-        <w:spacing w:after="60"/>
-      </w:pPr>
-      <w:r>
-        <w:t xml:space="preserve">       → Health check: GET /health → 200</w:t>
-      </w:r>
-    </w:p>
-    <w:p>
-      <w:pPr>
-        <w:spacing w:after="60"/>
-      </w:pPr>
-      <w:r>
-        <w:t xml:space="preserve">       → Traffic routed</w:t>
-      </w:r>
-    </w:p>
-    <w:p>
-      <w:pPr>
-        <w:spacing w:after="60"/>
-      </w:pPr>
-      <w:r>
-        <w:t xml:space="preserve"/>
-      </w:r>
-    </w:p>
-    <w:p>
-      <w:pPr>
-        <w:spacing w:after="60"/>
-      </w:pPr>
-      <w:r>
-        <w:t xml:space="preserve">External services:</w:t>
-      </w:r>
-    </w:p>
-    <w:p>
-      <w:pPr>
-        <w:spacing w:after="60"/>
-      </w:pPr>
-      <w:r>
-        <w:t xml:space="preserve">  MongoDB Atlas M0 (free) — US East</w:t>
-      </w:r>
-    </w:p>
-    <w:p>
-      <w:pPr>
-        <w:spacing w:after="60"/>
-      </w:pPr>
-      <w:r>
-        <w:t xml:space="preserve">  Upstash Redis (free)    — US East</w:t>
-      </w:r>
-    </w:p>
-    <w:p>
-      <w:pPr>
-        <w:spacing w:after="60"/>
-      </w:pPr>
-      <w:r>
-        <w:t xml:space="preserve">  Sentry (free)           — cloud</w:t>
-      </w:r>
-    </w:p>
-    <w:p>
-      <w:pPr>
-        <w:spacing w:after="60"/>
-      </w:pPr>
-      <w:r>
-        <w:t xml:space="preserve">  Grafana Cloud (free)    — cloud</w:t>
-      </w:r>
-    </w:p>
-    <w:p/>
-    <w:p>
-      <w:pPr>
-        <w:spacing w:after="120"/>
-      </w:pPr>
-      <w:r>
-        <w:t xml:space="preserve">All external services on free tiers. No infrastructure to manage.</w:t>
-      </w:r>
-    </w:p>
-    <w:p/>
-    <w:p>
-      <w:pPr>
-        <w:spacing w:after="120"/>
-      </w:pPr>
-      <w:r>
-        <w:t xml:space="preserve">---</w:t>
-      </w:r>
-    </w:p>
-    <w:p/>
-    <w:p>
-      <w:pPr>
-        <w:pStyle w:val="Heading2"/>
-        <w:spacing w:after="200"/>
-      </w:pPr>
-      <w:r>
-        <w:t xml:space="preserve">Known Constraints (V1)</w:t>
-      </w:r>
-    </w:p>
-    <w:p/>
+        <w:spacing w:after="100"/>
+      </w:pPr>
+      <w:r>
+        <w:t xml:space="preserve">**Input**: MongoDB operator injection + XSS stripped on every request</w:t>
+      </w:r>
+    </w:p>
     <w:p>
       <w:pPr>
         <w:pStyle w:val="ListParagraph"/>
@@ -923,10 +1378,10 @@
           <w:ilvl w:val="0"/>
           <w:numId w:val="1"/>
         </w:numPr>
-        <w:spacing w:after="60"/>
-      </w:pPr>
-      <w:r>
-        <w:t xml:space="preserve">Render free tier sleeps after 15 minutes of inactivity (~30s cold start)</w:t>
+        <w:spacing w:after="100"/>
+      </w:pPr>
+      <w:r>
+        <w:t xml:space="preserve">**Rate limiting**: Global 100 req/15min + strict 10 req/15min on sensitive routes</w:t>
       </w:r>
     </w:p>
     <w:p>
@@ -936,10 +1391,10 @@
           <w:ilvl w:val="0"/>
           <w:numId w:val="1"/>
         </w:numPr>
-        <w:spacing w:after="60"/>
-      </w:pPr>
-      <w:r>
-        <w:t xml:space="preserve">MongoDB Atlas M0 has no automated backups</w:t>
+        <w:spacing w:after="100"/>
+      </w:pPr>
+      <w:r>
+        <w:t xml:space="preserve">**Authentication**: JWT (user-facing) + internal API key (service-to-service)</w:t>
       </w:r>
     </w:p>
     <w:p>
@@ -949,10 +1404,10 @@
           <w:ilvl w:val="0"/>
           <w:numId w:val="1"/>
         </w:numPr>
-        <w:spacing w:after="60"/>
-      </w:pPr>
-      <w:r>
-        <w:t xml:space="preserve">Upstash Redis free tier limited to 10,000 commands/day</w:t>
+        <w:spacing w:after="100"/>
+      </w:pPr>
+      <w:r>
+        <w:t xml:space="preserve">**Key storage**: API keys stored as SHA-256 hashes. Raw keys never persisted.</w:t>
       </w:r>
     </w:p>
     <w:p>
@@ -962,10 +1417,10 @@
           <w:ilvl w:val="0"/>
           <w:numId w:val="1"/>
         </w:numPr>
-        <w:spacing w:after="60"/>
-      </w:pPr>
-      <w:r>
-        <w:t xml:space="preserve">No static outbound IP on Render free → MongoDB Atlas uses `0.0.0.0/0` allowlist</w:t>
+        <w:spacing w:after="100"/>
+      </w:pPr>
+      <w:r>
+        <w:t xml:space="preserve">**Field encryption**: AES-256-GCM for sensitive fields (credentials, tokens) in MongoDB</w:t>
       </w:r>
     </w:p>
     <w:p>
@@ -975,7 +1430,226 @@
           <w:ilvl w:val="0"/>
           <w:numId w:val="1"/>
         </w:numPr>
-        <w:spacing w:after="60"/>
+        <w:spacing w:after="100"/>
+      </w:pPr>
+      <w:r>
+        <w:t xml:space="preserve">**Secrets**: All credentials in environment variables. Never in code or logs.</w:t>
+      </w:r>
+    </w:p>
+    <w:p/>
+    <w:p>
+      <w:pPr>
+        <w:pBdr>
+          <w:bottom w:val="single" w:color="auto" w:sz="6" w:space="1"/>
+        </w:pBdr>
+        <w:spacing w:after="200" w:before="200"/>
+      </w:pPr>
+    </w:p>
+    <w:p/>
+    <w:p>
+      <w:pPr>
+        <w:pStyle w:val="Heading2"/>
+        <w:spacing w:after="150" w:before="300"/>
+      </w:pPr>
+      <w:r>
+        <w:t xml:space="preserve">Deployment Architecture (V1)</w:t>
+      </w:r>
+    </w:p>
+    <w:p/>
+    <w:p>
+      <w:pPr>
+        <w:spacing w:after="150"/>
+      </w:pPr>
+      <w:r>
+        <w:t xml:space="preserve">```</w:t>
+      </w:r>
+    </w:p>
+    <w:p>
+      <w:pPr>
+        <w:spacing w:after="150"/>
+      </w:pPr>
+      <w:r>
+        <w:t xml:space="preserve">GitHub → push to main</w:t>
+      </w:r>
+    </w:p>
+    <w:p>
+      <w:pPr>
+        <w:spacing w:after="150"/>
+      </w:pPr>
+      <w:r>
+        <w:t xml:space="preserve">       → Render auto-deploy</w:t>
+      </w:r>
+    </w:p>
+    <w:p>
+      <w:pPr>
+        <w:spacing w:after="150"/>
+      </w:pPr>
+      <w:r>
+        <w:t xml:space="preserve">       → npm install + npm run build</w:t>
+      </w:r>
+    </w:p>
+    <w:p>
+      <w:pPr>
+        <w:spacing w:after="150"/>
+      </w:pPr>
+      <w:r>
+        <w:t xml:space="preserve">       → node dist/server.js</w:t>
+      </w:r>
+    </w:p>
+    <w:p>
+      <w:pPr>
+        <w:spacing w:after="150"/>
+      </w:pPr>
+      <w:r>
+        <w:t xml:space="preserve">       → Health check: GET /health → 200</w:t>
+      </w:r>
+    </w:p>
+    <w:p>
+      <w:pPr>
+        <w:spacing w:after="150"/>
+      </w:pPr>
+      <w:r>
+        <w:t xml:space="preserve">       → Traffic routed</w:t>
+      </w:r>
+    </w:p>
+    <w:p/>
+    <w:p>
+      <w:pPr>
+        <w:spacing w:after="150"/>
+      </w:pPr>
+      <w:r>
+        <w:t xml:space="preserve">External services:</w:t>
+      </w:r>
+    </w:p>
+    <w:p>
+      <w:pPr>
+        <w:spacing w:after="150"/>
+      </w:pPr>
+      <w:r>
+        <w:t xml:space="preserve">  MongoDB Atlas M0 (free) — US East</w:t>
+      </w:r>
+    </w:p>
+    <w:p>
+      <w:pPr>
+        <w:spacing w:after="150"/>
+      </w:pPr>
+      <w:r>
+        <w:t xml:space="preserve">  Redis (free tier)       — US East</w:t>
+      </w:r>
+    </w:p>
+    <w:p>
+      <w:pPr>
+        <w:spacing w:after="150"/>
+      </w:pPr>
+      <w:r>
+        <w:t xml:space="preserve">  Sentry (free)           — cloud</w:t>
+      </w:r>
+    </w:p>
+    <w:p>
+      <w:pPr>
+        <w:spacing w:after="150"/>
+      </w:pPr>
+      <w:r>
+        <w:t xml:space="preserve">  Grafana Cloud (free)    — cloud</w:t>
+      </w:r>
+    </w:p>
+    <w:p>
+      <w:pPr>
+        <w:spacing w:after="150"/>
+      </w:pPr>
+      <w:r>
+        <w:t xml:space="preserve">```</w:t>
+      </w:r>
+    </w:p>
+    <w:p/>
+    <w:p>
+      <w:pPr>
+        <w:spacing w:after="150"/>
+      </w:pPr>
+      <w:r>
+        <w:t xml:space="preserve">All external services on free tiers. No infrastructure to manage.</w:t>
+      </w:r>
+    </w:p>
+    <w:p/>
+    <w:p>
+      <w:pPr>
+        <w:pBdr>
+          <w:bottom w:val="single" w:color="auto" w:sz="6" w:space="1"/>
+        </w:pBdr>
+        <w:spacing w:after="200" w:before="200"/>
+      </w:pPr>
+    </w:p>
+    <w:p/>
+    <w:p>
+      <w:pPr>
+        <w:pStyle w:val="Heading2"/>
+        <w:spacing w:after="150" w:before="300"/>
+      </w:pPr>
+      <w:r>
+        <w:t xml:space="preserve">Known Constraints (V1)</w:t>
+      </w:r>
+    </w:p>
+    <w:p/>
+    <w:p>
+      <w:pPr>
+        <w:pStyle w:val="ListParagraph"/>
+        <w:numPr>
+          <w:ilvl w:val="0"/>
+          <w:numId w:val="1"/>
+        </w:numPr>
+        <w:spacing w:after="100"/>
+      </w:pPr>
+      <w:r>
+        <w:t xml:space="preserve">Render free tier sleeps after 15 minutes of inactivity (~30s cold start)</w:t>
+      </w:r>
+    </w:p>
+    <w:p>
+      <w:pPr>
+        <w:pStyle w:val="ListParagraph"/>
+        <w:numPr>
+          <w:ilvl w:val="0"/>
+          <w:numId w:val="1"/>
+        </w:numPr>
+        <w:spacing w:after="100"/>
+      </w:pPr>
+      <w:r>
+        <w:t xml:space="preserve">MongoDB Atlas M0 has no automated backups</w:t>
+      </w:r>
+    </w:p>
+    <w:p>
+      <w:pPr>
+        <w:pStyle w:val="ListParagraph"/>
+        <w:numPr>
+          <w:ilvl w:val="0"/>
+          <w:numId w:val="1"/>
+        </w:numPr>
+        <w:spacing w:after="100"/>
+      </w:pPr>
+      <w:r>
+        <w:t xml:space="preserve">Redis free tier limits (depends on provider)</w:t>
+      </w:r>
+    </w:p>
+    <w:p>
+      <w:pPr>
+        <w:pStyle w:val="ListParagraph"/>
+        <w:numPr>
+          <w:ilvl w:val="0"/>
+          <w:numId w:val="1"/>
+        </w:numPr>
+        <w:spacing w:after="100"/>
+      </w:pPr>
+      <w:r>
+        <w:t xml:space="preserve">No static outbound IP on Render free → MongoDB Atlas uses `0.0.0.0/0` allowlist</w:t>
+      </w:r>
+    </w:p>
+    <w:p>
+      <w:pPr>
+        <w:pStyle w:val="ListParagraph"/>
+        <w:numPr>
+          <w:ilvl w:val="0"/>
+          <w:numId w:val="1"/>
+        </w:numPr>
+        <w:spacing w:after="100"/>
       </w:pPr>
       <w:r>
         <w:t xml:space="preserve">Single-instance deployment only (no horizontal scaling on free tier)</w:t>
@@ -984,7 +1658,7 @@
     <w:p/>
     <w:p>
       <w:pPr>
-        <w:spacing w:after="120"/>
+        <w:spacing w:after="150"/>
       </w:pPr>
       <w:r>
         <w:t xml:space="preserve">See `docs/risks.md` for full risk register.</w:t>

--- a/project_docs/architecture.docx
+++ b/project_docs/architecture.docx
@@ -288,55 +288,47 @@
         <w:spacing w:after="150"/>
       </w:pPr>
       <w:r>
-        <w:t xml:space="preserve">│  TikTok Creative Center (RapidAPI)  →  Orchestrator           │</w:t>
-      </w:r>
-    </w:p>
-    <w:p>
-      <w:pPr>
-        <w:spacing w:after="150"/>
-      </w:pPr>
-      <w:r>
-        <w:t xml:space="preserve">│    ├─ Top ads (/api/trending/ads)                            │</w:t>
-      </w:r>
-    </w:p>
-    <w:p>
-      <w:pPr>
-        <w:spacing w:after="150"/>
-      </w:pPr>
-      <w:r>
-        <w:t xml:space="preserve">│    ├─ Trending videos (/api/trending/video)                  │</w:t>
-      </w:r>
-    </w:p>
-    <w:p>
-      <w:pPr>
-        <w:spacing w:after="150"/>
-      </w:pPr>
-      <w:r>
-        <w:t xml:space="preserve">│    ├─ Trending hashtags (/api/trending/hashtag)              │</w:t>
-      </w:r>
-    </w:p>
-    <w:p>
-      <w:pPr>
-        <w:spacing w:after="150"/>
-      </w:pPr>
-      <w:r>
-        <w:t xml:space="preserve">│    └─ Keyword trends (/api/trending/keyword)                 │</w:t>
-      </w:r>
-    </w:p>
-    <w:p>
-      <w:pPr>
-        <w:spacing w:after="150"/>
-      </w:pPr>
-      <w:r>
-        <w:t xml:space="preserve">│                                                                │</w:t>
-      </w:r>
-    </w:p>
-    <w:p>
-      <w:pPr>
-        <w:spacing w:after="150"/>
-      </w:pPr>
-      <w:r>
-        <w:t xml:space="preserve">│  Product Extraction (Multi-Provider AI with Fallback):       │</w:t>
+        <w:t xml:space="preserve">│  EnsembleData API (Primary)  →  Orchestrator                      │</w:t>
+      </w:r>
+    </w:p>
+    <w:p>
+      <w:pPr>
+        <w:spacing w:after="150"/>
+      </w:pPr>
+      <w:r>
+        <w:t xml:space="preserve">│    ├─ Keyword-based discovery                                     │</w:t>
+      </w:r>
+    </w:p>
+    <w:p>
+      <w:pPr>
+        <w:spacing w:after="150"/>
+      </w:pPr>
+      <w:r>
+        <w:t xml:space="preserve">│    ├─ Hashtag-based deep collection                              │</w:t>
+      </w:r>
+    </w:p>
+    <w:p>
+      <w:pPr>
+        <w:spacing w:after="150"/>
+      </w:pPr>
+      <w:r>
+        <w:t xml:space="preserve">│    └─ Comment-based intent analysis                              │</w:t>
+      </w:r>
+    </w:p>
+    <w:p>
+      <w:pPr>
+        <w:spacing w:after="150"/>
+      </w:pPr>
+      <w:r>
+        <w:t xml:space="preserve">│                                                                  │</w:t>
+      </w:r>
+    </w:p>
+    <w:p>
+      <w:pPr>
+        <w:spacing w:after="150"/>
+      </w:pPr>
+      <w:r>
+        <w:t xml:space="preserve">│  Product Extraction (Multi-Provider AI with Fallback):           │</w:t>
       </w:r>
     </w:p>
     <w:p>
@@ -347,14 +339,7 @@
         <w:t xml:space="preserve">│    1. DeepSeek API (primary, lowest cost)                    │</w:t>
       </w:r>
     </w:p>
-    <w:p>
-      <w:pPr>
-        <w:spacing w:after="150"/>
-      </w:pPr>
-      <w:r>
-        <w:t xml:space="preserve">│    2. Anthropic Claude (fallback)                            │</w:t>
-      </w:r>
-    </w:p>
+    <w:p/>
     <w:p>
       <w:pPr>
         <w:spacing w:after="150"/>
@@ -613,31 +598,23 @@
         <w:spacing w:after="100"/>
       </w:pPr>
       <w:r>
-        <w:t xml:space="preserve">**TikTok Creative Center (RapidAPI)**: Primary data source collecting trending ads, videos, hashtags, and keyword trends</w:t>
-      </w:r>
-    </w:p>
-    <w:p>
-      <w:pPr>
-        <w:spacing w:after="150"/>
-      </w:pPr>
-      <w:r>
-        <w:t xml:space="preserve">  - Endpoint: `https://tiktok-creative-center-api.p.rapidapi.com/api/trending/{ads|video|hashtag|keyword}`</w:t>
-      </w:r>
-    </w:p>
-    <w:p>
-      <w:pPr>
-        <w:spacing w:after="150"/>
-      </w:pPr>
-      <w:r>
-        <w:t xml:space="preserve">  - Handles nested response structures with flexible fallback parsing (`data?.data?.materials ?? data?.data?.videos ?? data?.data?.list`)</w:t>
-      </w:r>
-    </w:p>
-    <w:p>
-      <w:pPr>
-        <w:spacing w:after="150"/>
-      </w:pPr>
-      <w:r>
-        <w:t xml:space="preserve">  - Requires: `RAPIDAPI_KEY` environment variable</w:t>
+        <w:t xml:space="preserve">**EnsembleData API**: Primary data source collecting trending products, videos, hashtags, and keyword trends via the EnsembleData TikTok API.</w:t>
+      </w:r>
+    </w:p>
+    <w:p>
+      <w:pPr>
+        <w:spacing w:after="150"/>
+      </w:pPr>
+      <w:r>
+        <w:t xml:space="preserve">  - Requires: `ENSEMBLE_API_KEY` environment variable.</w:t>
+      </w:r>
+    </w:p>
+    <w:p>
+      <w:pPr>
+        <w:spacing w:after="150"/>
+      </w:pPr>
+      <w:r>
+        <w:t xml:space="preserve">  - Configuration: `TIKTOK_REGION` (default: `US`).</w:t>
       </w:r>
     </w:p>
     <w:p/>
@@ -691,38 +668,7 @@
       </w:r>
     </w:p>
     <w:p/>
-    <w:p>
-      <w:pPr>
-        <w:spacing w:after="150"/>
-      </w:pPr>
-      <w:r>
-        <w:t xml:space="preserve">2. **Anthropic Claude** (fallback, higher cost ~$3/1M input tokens)</w:t>
-      </w:r>
-    </w:p>
-    <w:p>
-      <w:pPr>
-        <w:spacing w:after="150"/>
-      </w:pPr>
-      <w:r>
-        <w:t xml:space="preserve">   - Environment variable: `ANTHROPIC_API_KEY`</w:t>
-      </w:r>
-    </w:p>
-    <w:p>
-      <w:pPr>
-        <w:spacing w:after="150"/>
-      </w:pPr>
-      <w:r>
-        <w:t xml:space="preserve">   - Model: `claude-3-5-sonnet-20241022`</w:t>
-      </w:r>
-    </w:p>
-    <w:p>
-      <w:pPr>
-        <w:spacing w:after="150"/>
-      </w:pPr>
-      <w:r>
-        <w:t xml:space="preserve">   - Format: Anthropic-specific message format</w:t>
-      </w:r>
-    </w:p>
+    <w:p/>
     <w:p/>
     <w:p>
       <w:pPr>
@@ -805,38 +751,7 @@
         <w:t xml:space="preserve">        │       └─ Failure → try next provider</w:t>
       </w:r>
     </w:p>
-    <w:p>
-      <w:pPr>
-        <w:spacing w:after="150"/>
-      </w:pPr>
-      <w:r>
-        <w:t xml:space="preserve">        └─ No  → Check if ANTHROPIC_API_KEY exists</w:t>
-      </w:r>
-    </w:p>
-    <w:p>
-      <w:pPr>
-        <w:spacing w:after="150"/>
-      </w:pPr>
-      <w:r>
-        <w:t xml:space="preserve">                ├─ Yes → Call Anthropic</w:t>
-      </w:r>
-    </w:p>
-    <w:p>
-      <w:pPr>
-        <w:spacing w:after="150"/>
-      </w:pPr>
-      <w:r>
-        <w:t xml:space="preserve">                │       └─ Success → return extraction</w:t>
-      </w:r>
-    </w:p>
-    <w:p>
-      <w:pPr>
-        <w:spacing w:after="150"/>
-      </w:pPr>
-      <w:r>
-        <w:t xml:space="preserve">                │       └─ Failure → try next provider</w:t>
-      </w:r>
-    </w:p>
+    <w:p/>
     <w:p>
       <w:pPr>
         <w:spacing w:after="150"/>

--- a/project_docs/architecture.docx
+++ b/project_docs/architecture.docx
@@ -328,6 +328,38 @@
         <w:spacing w:after="150"/>
       </w:pPr>
       <w:r>
+        <w:t xml:space="preserve">│  Verified Grounding (Hard metric extraction):                    │</w:t>
+      </w:r>
+    </w:p>
+    <w:p>
+      <w:pPr>
+        <w:spacing w:after="150"/>
+      </w:pPr>
+      <w:r>
+        <w:t xml:space="preserve">│    ├─ Amazon "recent_sales" (Rainforest API)                     │</w:t>
+      </w:r>
+    </w:p>
+    <w:p>
+      <w:pPr>
+        <w:spacing w:after="150"/>
+      </w:pPr>
+      <w:r>
+        <w:t xml:space="preserve">│    └─ Web Search Fallback (AliExpress/Walmart grounding)         │</w:t>
+      </w:r>
+    </w:p>
+    <w:p>
+      <w:pPr>
+        <w:spacing w:after="150"/>
+      </w:pPr>
+      <w:r>
+        <w:t xml:space="preserve">│                                                                  │</w:t>
+      </w:r>
+    </w:p>
+    <w:p>
+      <w:pPr>
+        <w:spacing w:after="150"/>
+      </w:pPr>
+      <w:r>
         <w:t xml:space="preserve">│  Product Extraction (Multi-Provider AI with Fallback):           │</w:t>
       </w:r>
     </w:p>
@@ -504,7 +536,7 @@
         <w:spacing w:after="150"/>
       </w:pPr>
       <w:r>
-        <w:t xml:space="preserve">All business logic lives here. Services apply rules and cross-cutting logic (authentication, token issuance, email flows) before returning data to controllers.</w:t>
+        <w:t xml:space="preserve">All business logic lives here. Services apply rules and cross-cutting logic (authentication, token issuance, regional preferences, email flows) before returning data to controllers.</w:t>
       </w:r>
     </w:p>
     <w:p/>
@@ -615,6 +647,51 @@
       </w:pPr>
       <w:r>
         <w:t xml:space="preserve">  - Configuration: `TIKTOK_REGION` (default: `US`).</w:t>
+      </w:r>
+    </w:p>
+    <w:p>
+      <w:pPr>
+        <w:pStyle w:val="ListParagraph"/>
+        <w:numPr>
+          <w:ilvl w:val="0"/>
+          <w:numId w:val="1"/>
+        </w:numPr>
+        <w:spacing w:after="100"/>
+      </w:pPr>
+      <w:r>
+        <w:t xml:space="preserve">**Verified Unit Sales Grounding**:</w:t>
+      </w:r>
+    </w:p>
+    <w:p>
+      <w:pPr>
+        <w:spacing w:after="150"/>
+      </w:pPr>
+      <w:r>
+        <w:t xml:space="preserve">  - The system rejects all AI-estimated unit counts.</w:t>
+      </w:r>
+    </w:p>
+    <w:p>
+      <w:pPr>
+        <w:spacing w:after="150"/>
+      </w:pPr>
+      <w:r>
+        <w:t xml:space="preserve">  - It parses hard platform-reported counts from Amazon listings.</w:t>
+      </w:r>
+    </w:p>
+    <w:p>
+      <w:pPr>
+        <w:spacing w:after="150"/>
+      </w:pPr>
+      <w:r>
+        <w:t xml:space="preserve">  - It uses targeted Google Search (`site:aliexpress.com OR site:walmart.com`) if Amazon data is unavailable.</w:t>
+      </w:r>
+    </w:p>
+    <w:p>
+      <w:pPr>
+        <w:spacing w:after="150"/>
+      </w:pPr>
+      <w:r>
+        <w:t xml:space="preserve">  - High-confidence sales links are flagged as `verified: true` in the feed.</w:t>
       </w:r>
     </w:p>
     <w:p/>
